--- a/lessons/10-2-group2/homework.docx
+++ b/lessons/10-2-group2/homework.docx
@@ -227,7 +227,7 @@
         <w:t xml:space="preserve">mirror image (imagen reflejada)</w:t>
       </w:r>
       <w:r>
-        <w:t xml:space="preserve"> — A copy of a shape flipped across a line, like a reflection in a mirror.</w:t>
+        <w:t xml:space="preserve"> — A copy of a figure flipped across a line, so the two halves face each other.</w:t>
       </w:r>
     </w:p>
     <w:p>
